--- a/Interviews/Consent Forms/Consent Form - Participant 2.docx
+++ b/Interviews/Consent Forms/Consent Form - Participant 2.docx
@@ -967,7 +967,7 @@
           <w:sz w:val="20"/>
           <w:szCs w:val="20"/>
         </w:rPr>
-        <w:tab/>
+        <w:t xml:space="preserve"> Oliver Green</w:t>
       </w:r>
       <w:r>
         <w:rPr>
@@ -995,6 +995,7 @@
           <w:szCs w:val="20"/>
         </w:rPr>
         <w:tab/>
+        <w:t>Date:</w:t>
       </w:r>
       <w:r>
         <w:rPr>
@@ -1003,8 +1004,7 @@
           <w:sz w:val="20"/>
           <w:szCs w:val="20"/>
         </w:rPr>
-        <w:tab/>
-        <w:t>Date:</w:t>
+        <w:t xml:space="preserve"> 07/11/2025</w:t>
       </w:r>
       <w:r>
         <w:rPr>
